--- a/rafting_company_logo.docx
+++ b/rafting_company_logo.docx
@@ -109,13 +109,14 @@
         </w:numPr>
         <w:spacing w:line="480" w:lineRule="auto"/>
       </w:pPr>
-      <w:proofErr w:type="gramStart"/>
       <w:r>
         <w:t>primary-color</w:t>
       </w:r>
-      <w:proofErr w:type="gramEnd"/>
-      <w:r>
-        <w:t>: #B4CDE4</w:t>
+      <w:r>
+        <w:t>: #</w:t>
+      </w:r>
+      <w:r>
+        <w:t>90EOEF</w:t>
       </w:r>
     </w:p>
     <w:p>
@@ -127,11 +128,9 @@
         </w:numPr>
         <w:spacing w:line="480" w:lineRule="auto"/>
       </w:pPr>
-      <w:proofErr w:type="gramStart"/>
       <w:r>
         <w:t>secondary-color</w:t>
       </w:r>
-      <w:proofErr w:type="gramEnd"/>
       <w:r>
         <w:t>: #00B4D8</w:t>
       </w:r>
@@ -149,7 +148,10 @@
         <w:t>accent1-color</w:t>
       </w:r>
       <w:r>
-        <w:t>: #505033</w:t>
+        <w:t>: #</w:t>
+      </w:r>
+      <w:r>
+        <w:t>03045E</w:t>
       </w:r>
     </w:p>
     <w:p>
@@ -193,19 +195,12 @@
       <w:r>
         <w:t xml:space="preserve">Heading-font: </w:t>
       </w:r>
-      <w:proofErr w:type="spellStart"/>
-      <w:r>
-        <w:t>Qwitcher</w:t>
-      </w:r>
-      <w:proofErr w:type="spellEnd"/>
-      <w:r>
-        <w:t xml:space="preserve"> </w:t>
-      </w:r>
-      <w:proofErr w:type="spellStart"/>
-      <w:r>
-        <w:t>Grypen</w:t>
-      </w:r>
-      <w:proofErr w:type="spellEnd"/>
+      <w:r>
+        <w:t>Bradely</w:t>
+      </w:r>
+      <w:r>
+        <w:t xml:space="preserve"> Hand</w:t>
+      </w:r>
     </w:p>
     <w:p>
       <w:pPr>
@@ -217,7 +212,10 @@
         <w:spacing w:line="480" w:lineRule="auto"/>
       </w:pPr>
       <w:r>
-        <w:t>Text-font: Oxygen / Vernon Adams</w:t>
+        <w:t xml:space="preserve">Text-font: </w:t>
+      </w:r>
+      <w:r>
+        <w:t>Lucida Console</w:t>
       </w:r>
     </w:p>
     <w:p>
